--- a/docs/mid-april-presentation/ICG_Mid_Report_119253.docx
+++ b/docs/mid-april-presentation/ICG_Mid_Report_119253.docx
@@ -366,7 +366,7 @@
           <w:rFonts w:ascii="Times New Roman" w:cs="Times New Roman" w:eastAsia="Times New Roman" w:hAnsi="Times New Roman"/>
           <w:rtl w:val="0"/>
         </w:rPr>
-        <w:t xml:space="preserve"> as a modern, browser-based 3D game built with three.js. Sonic Jam was one of the first Sonic compilations and its standout feature was a free-roaming open world where the player could explore, collect rings, and race around the map. This project reimplements that concept, with some of my own preference design choices.</w:t>
+        <w:t xml:space="preserve"> as a modern, browser-based 3D game built with three.js. Sonic Jam was one of the first Sonic compilations and its standout feature was a free-roaming open world where the player could explore, collect rings and race around the map. This project reimplements that concept, with some of my own design preferences.</w:t>
       </w:r>
     </w:p>
     <w:p>
@@ -646,7 +646,23 @@
           <w:rFonts w:ascii="Times New Roman" w:cs="Times New Roman" w:eastAsia="Times New Roman" w:hAnsi="Times New Roman"/>
           <w:rtl w:val="0"/>
         </w:rPr>
-        <w:t xml:space="preserve">- Badnik mob meshes placed in the world (patrol AI not yet implemented).</w:t>
+        <w:t xml:space="preserve">- </w:t>
+      </w:r>
+      <w:r>
+        <w:rPr>
+          <w:rFonts w:ascii="Times New Roman" w:cs="Times New Roman" w:eastAsia="Times New Roman" w:hAnsi="Times New Roman"/>
+          <w:i w:val="1"/>
+          <w:iCs w:val="1"/>
+          <w:rtl w:val="0"/>
+        </w:rPr>
+        <w:t xml:space="preserve">Badnik</w:t>
+      </w:r>
+      <w:r>
+        <w:rPr>
+          <w:rFonts w:ascii="Times New Roman" w:cs="Times New Roman" w:eastAsia="Times New Roman" w:hAnsi="Times New Roman"/>
+          <w:rtl w:val="0"/>
+        </w:rPr>
+        <w:t xml:space="preserve"> mob (Motobug) meshes placed in the world (patrol AI not yet implemented).</w:t>
       </w:r>
     </w:p>
     <w:p>
@@ -950,7 +966,7 @@
           <w:rFonts w:ascii="Times New Roman" w:cs="Times New Roman" w:eastAsia="Times New Roman" w:hAnsi="Times New Roman"/>
           <w:rtl w:val="0"/>
         </w:rPr>
-        <w:t xml:space="preserve">- Different checkpoints that refer the start and finish line of the track (for the </w:t>
+        <w:t xml:space="preserve">- Different checkpoints that refer to the start and finish line of the track (for the racing mini game).</w:t>
       </w:r>
     </w:p>
     <w:p>
